--- a/source/Task1/Lý Thuyết Req1+2.docx
+++ b/source/Task1/Lý Thuyết Req1+2.docx
@@ -9,8 +9,6 @@
           <w:bCs/>
         </w:rPr>
       </w:pPr>
-      <w:bookmarkStart w:id="0" w:name="_GoBack"/>
-      <w:bookmarkEnd w:id="0"/>
       <w:r>
         <w:rPr>
           <w:rFonts w:hint="default"/>
@@ -491,11 +489,15 @@
       <w:pPr>
         <w:rPr>
           <w:rFonts w:hint="default"/>
-        </w:rPr>
-      </w:pPr>
-      <w:r>
-        <w:rPr>
-          <w:rFonts w:hint="default"/>
+          <w:b/>
+          <w:bCs/>
+        </w:rPr>
+      </w:pPr>
+      <w:r>
+        <w:rPr>
+          <w:rFonts w:hint="default"/>
+          <w:b/>
+          <w:bCs/>
         </w:rPr>
         <w:t>Tính toán Khoảng cách (Admissible Estimation):</w:t>
       </w:r>
@@ -529,16 +531,257 @@
     </w:p>
     <w:p>
       <w:pPr>
-        <w:rPr>
-          <w:rFonts w:hint="default"/>
-        </w:rPr>
-      </w:pPr>
-      <w:r>
-        <w:rPr>
-          <w:rFonts w:hint="default"/>
-        </w:rPr>
-        <w:t>$h(n) = \max(\vert{}x_1 - x_2\vert{}, \vert{}y_1 - y_2\vert{})$</w:t>
-      </w:r>
+        <m:rPr/>
+        <w:rPr>
+          <w:rFonts w:hint="default"/>
+          <w:i w:val="0"/>
+        </w:rPr>
+      </w:pPr>
+      <m:oMathPara>
+        <m:oMath>
+          <m:r>
+            <m:rPr/>
+            <w:rPr>
+              <w:rFonts w:hint="default" w:ascii="Cambria Math"/>
+            </w:rPr>
+            <m:t>h(n)=</m:t>
+          </m:r>
+          <m:func>
+            <m:funcPr>
+              <m:ctrlPr>
+                <w:rPr>
+                  <w:rFonts w:hint="default" w:ascii="Cambria Math"/>
+                </w:rPr>
+              </m:ctrlPr>
+            </m:funcPr>
+            <m:fName>
+              <m:limLow>
+                <m:limLowPr>
+                  <m:ctrlPr>
+                    <w:rPr>
+                      <w:rFonts w:hint="default" w:ascii="Cambria Math"/>
+                    </w:rPr>
+                  </m:ctrlPr>
+                </m:limLowPr>
+                <m:e>
+                  <m:r>
+                    <m:rPr>
+                      <m:sty m:val="p"/>
+                    </m:rPr>
+                    <w:rPr>
+                      <w:rFonts w:hint="default" w:ascii="Cambria Math"/>
+                    </w:rPr>
+                    <m:t>max</m:t>
+                  </m:r>
+                </m:e>
+                <m:lim/>
+              </m:limLow>
+              <m:ctrlPr>
+                <w:rPr>
+                  <w:rFonts w:hint="default" w:ascii="Cambria Math"/>
+                </w:rPr>
+              </m:ctrlPr>
+            </m:fName>
+            <m:e>
+              <m:r>
+                <m:rPr/>
+                <w:rPr>
+                  <w:rFonts w:hint="default" w:ascii="Cambria Math"/>
+                </w:rPr>
+                <m:t>(</m:t>
+              </m:r>
+              <m:ctrlPr>
+                <w:rPr>
+                  <w:rFonts w:hint="default" w:ascii="Cambria Math"/>
+                </w:rPr>
+              </m:ctrlPr>
+            </m:e>
+          </m:func>
+          <m:r>
+            <m:rPr/>
+            <w:rPr>
+              <w:rFonts w:hint="default" w:ascii="Cambria Math"/>
+            </w:rPr>
+            <m:t>|</m:t>
+          </m:r>
+          <m:sSub>
+            <m:sSubPr>
+              <m:ctrlPr>
+                <w:rPr>
+                  <w:rFonts w:hint="default" w:ascii="Cambria Math"/>
+                </w:rPr>
+              </m:ctrlPr>
+            </m:sSubPr>
+            <m:e>
+              <m:r>
+                <m:rPr/>
+                <w:rPr>
+                  <w:rFonts w:hint="default" w:ascii="Cambria Math"/>
+                </w:rPr>
+                <m:t>x</m:t>
+              </m:r>
+              <m:ctrlPr>
+                <w:rPr>
+                  <w:rFonts w:hint="default" w:ascii="Cambria Math"/>
+                </w:rPr>
+              </m:ctrlPr>
+            </m:e>
+            <m:sub>
+              <m:r>
+                <m:rPr/>
+                <w:rPr>
+                  <w:rFonts w:hint="default" w:ascii="Cambria Math"/>
+                </w:rPr>
+                <m:t>1</m:t>
+              </m:r>
+              <m:ctrlPr>
+                <w:rPr>
+                  <w:rFonts w:hint="default" w:ascii="Cambria Math"/>
+                </w:rPr>
+              </m:ctrlPr>
+            </m:sub>
+          </m:sSub>
+          <m:r>
+            <m:rPr/>
+            <w:rPr>
+              <w:rFonts w:hint="default" w:ascii="Cambria Math"/>
+            </w:rPr>
+            <m:t>−</m:t>
+          </m:r>
+          <m:sSub>
+            <m:sSubPr>
+              <m:ctrlPr>
+                <w:rPr>
+                  <w:rFonts w:hint="default" w:ascii="Cambria Math"/>
+                </w:rPr>
+              </m:ctrlPr>
+            </m:sSubPr>
+            <m:e>
+              <m:r>
+                <m:rPr/>
+                <w:rPr>
+                  <w:rFonts w:hint="default" w:ascii="Cambria Math"/>
+                </w:rPr>
+                <m:t>x</m:t>
+              </m:r>
+              <m:ctrlPr>
+                <w:rPr>
+                  <w:rFonts w:hint="default" w:ascii="Cambria Math"/>
+                </w:rPr>
+              </m:ctrlPr>
+            </m:e>
+            <m:sub>
+              <m:r>
+                <m:rPr/>
+                <w:rPr>
+                  <w:rFonts w:hint="default" w:ascii="Cambria Math"/>
+                </w:rPr>
+                <m:t>2</m:t>
+              </m:r>
+              <m:ctrlPr>
+                <w:rPr>
+                  <w:rFonts w:hint="default" w:ascii="Cambria Math"/>
+                </w:rPr>
+              </m:ctrlPr>
+            </m:sub>
+          </m:sSub>
+          <m:r>
+            <m:rPr/>
+            <w:rPr>
+              <w:rFonts w:hint="default" w:ascii="Cambria Math"/>
+            </w:rPr>
+            <m:t>|,|</m:t>
+          </m:r>
+          <m:sSub>
+            <m:sSubPr>
+              <m:ctrlPr>
+                <w:rPr>
+                  <w:rFonts w:hint="default" w:ascii="Cambria Math"/>
+                </w:rPr>
+              </m:ctrlPr>
+            </m:sSubPr>
+            <m:e>
+              <m:r>
+                <m:rPr/>
+                <w:rPr>
+                  <w:rFonts w:hint="default" w:ascii="Cambria Math"/>
+                </w:rPr>
+                <m:t>y</m:t>
+              </m:r>
+              <m:ctrlPr>
+                <w:rPr>
+                  <w:rFonts w:hint="default" w:ascii="Cambria Math"/>
+                </w:rPr>
+              </m:ctrlPr>
+            </m:e>
+            <m:sub>
+              <m:r>
+                <m:rPr/>
+                <w:rPr>
+                  <w:rFonts w:hint="default" w:ascii="Cambria Math"/>
+                </w:rPr>
+                <m:t>1</m:t>
+              </m:r>
+              <m:ctrlPr>
+                <w:rPr>
+                  <w:rFonts w:hint="default" w:ascii="Cambria Math"/>
+                </w:rPr>
+              </m:ctrlPr>
+            </m:sub>
+          </m:sSub>
+          <m:r>
+            <m:rPr/>
+            <w:rPr>
+              <w:rFonts w:hint="default" w:ascii="Cambria Math"/>
+            </w:rPr>
+            <m:t>−</m:t>
+          </m:r>
+          <m:sSub>
+            <m:sSubPr>
+              <m:ctrlPr>
+                <w:rPr>
+                  <w:rFonts w:hint="default" w:ascii="Cambria Math"/>
+                </w:rPr>
+              </m:ctrlPr>
+            </m:sSubPr>
+            <m:e>
+              <m:r>
+                <m:rPr/>
+                <w:rPr>
+                  <w:rFonts w:hint="default" w:ascii="Cambria Math"/>
+                </w:rPr>
+                <m:t>y</m:t>
+              </m:r>
+              <m:ctrlPr>
+                <w:rPr>
+                  <w:rFonts w:hint="default" w:ascii="Cambria Math"/>
+                </w:rPr>
+              </m:ctrlPr>
+            </m:e>
+            <m:sub>
+              <m:r>
+                <m:rPr/>
+                <w:rPr>
+                  <w:rFonts w:hint="default" w:ascii="Cambria Math"/>
+                </w:rPr>
+                <m:t>2</m:t>
+              </m:r>
+              <m:ctrlPr>
+                <w:rPr>
+                  <w:rFonts w:hint="default" w:ascii="Cambria Math"/>
+                </w:rPr>
+              </m:ctrlPr>
+            </m:sub>
+          </m:sSub>
+          <m:r>
+            <m:rPr/>
+            <w:rPr>
+              <w:rFonts w:hint="default" w:ascii="Cambria Math"/>
+            </w:rPr>
+            <m:t>|)</m:t>
+          </m:r>
+        </m:oMath>
+      </m:oMathPara>
     </w:p>
     <w:p>
       <w:pPr>
@@ -578,33 +821,56 @@
       <w:pPr>
         <w:rPr>
           <w:rFonts w:hint="default"/>
-        </w:rPr>
-      </w:pPr>
-      <w:r>
-        <w:rPr>
-          <w:rFonts w:hint="default"/>
+          <w:b/>
+          <w:bCs/>
+        </w:rPr>
+      </w:pPr>
+      <w:bookmarkStart w:id="0" w:name="_GoBack"/>
+      <w:r>
+        <w:rPr>
+          <w:rFonts w:hint="default"/>
+          <w:b/>
+          <w:bCs/>
         </w:rPr>
         <w:t>Kỹ thuật Phạt bế tắc (Deadlock Pruning):</w:t>
       </w:r>
     </w:p>
-    <w:p>
-      <w:pPr>
-        <w:rPr>
-          <w:rFonts w:hint="default"/>
-        </w:rPr>
-      </w:pPr>
-    </w:p>
-    <w:p>
-      <w:pPr>
-        <w:rPr>
-          <w:rFonts w:hint="default"/>
-        </w:rPr>
-      </w:pPr>
-      <w:r>
-        <w:rPr>
-          <w:rFonts w:hint="default"/>
-        </w:rPr>
-        <w:t>Nhóm xây dựng hàm hình học is_deadlock() để phát hiện các ngõ cụt. Cụ thể, nếu hệ thống nhận diện một thùng hàng (chưa vào đích) bị kẹp bởi hai bức tường ở cả trục ngang và trục dọc (tạo thành góc 90 độ), hàm Heuristic sẽ lập tức trả về giá trị Vô cực ($h(n) = \infty$).</w:t>
+    <w:bookmarkEnd w:id="0"/>
+    <w:p>
+      <w:pPr>
+        <w:rPr>
+          <w:rFonts w:hint="default"/>
+        </w:rPr>
+      </w:pPr>
+    </w:p>
+    <w:p>
+      <w:pPr>
+        <w:rPr>
+          <w:rFonts w:hint="default"/>
+        </w:rPr>
+      </w:pPr>
+      <w:r>
+        <w:rPr>
+          <w:rFonts w:hint="default"/>
+        </w:rPr>
+        <w:t>Nhóm xây dựng hàm hình học is_deadlock() để phát hiện các ngõ cụt. Cụ thể, nếu hệ thống nhận diện một thùng hàng (chưa vào đích) bị kẹp bởi hai bức tường ở cả trục ngang và trục dọc (tạo thành góc 90 độ), hàm Heuristic sẽ lập tức trả về giá trị Vô cực (</w:t>
+      </w:r>
+      <m:oMathPara>
+        <m:oMath>
+          <m:r>
+            <m:rPr/>
+            <w:rPr>
+              <w:rFonts w:hint="default" w:ascii="Cambria Math"/>
+            </w:rPr>
+            <m:t>h(n)=∞</m:t>
+          </m:r>
+        </m:oMath>
+      </m:oMathPara>
+      <w:r>
+        <w:rPr>
+          <w:rFonts w:hint="default"/>
+        </w:rPr>
+        <w:t>).</w:t>
       </w:r>
     </w:p>
     <w:p>
@@ -748,7 +1014,7 @@
     <w:lsdException w:unhideWhenUsed="0" w:uiPriority="0" w:semiHidden="0" w:name="Document Map"/>
     <w:lsdException w:unhideWhenUsed="0" w:uiPriority="0" w:semiHidden="0" w:name="Plain Text"/>
     <w:lsdException w:unhideWhenUsed="0" w:uiPriority="0" w:semiHidden="0" w:name="E-mail Signature"/>
-    <w:lsdException w:unhideWhenUsed="0" w:uiPriority="0" w:semiHidden="0" w:name="Normal (Web)"/>
+    <w:lsdException w:qFormat="1" w:unhideWhenUsed="0" w:uiPriority="0" w:semiHidden="0" w:name="Normal (Web)"/>
     <w:lsdException w:unhideWhenUsed="0" w:uiPriority="0" w:semiHidden="0" w:name="HTML Acronym"/>
     <w:lsdException w:unhideWhenUsed="0" w:uiPriority="0" w:semiHidden="0" w:name="HTML Address"/>
     <w:lsdException w:unhideWhenUsed="0" w:uiPriority="0" w:semiHidden="0" w:name="HTML Cite"/>
@@ -967,6 +1233,7 @@
   </w:style>
   <w:style w:type="paragraph" w:styleId="6">
     <w:name w:val="Normal (Web)"/>
+    <w:qFormat/>
     <w:uiPriority w:val="0"/>
     <w:pPr>
       <w:spacing w:before="0" w:beforeAutospacing="1" w:after="0" w:afterAutospacing="1"/>
@@ -974,6 +1241,7 @@
       <w:jc w:val="left"/>
     </w:pPr>
     <w:rPr>
+      <w:rFonts w:ascii="Times New Roman" w:hAnsi="Times New Roman" w:eastAsia="SimSun" w:cs="Times New Roman"/>
       <w:kern w:val="0"/>
       <w:sz w:val="24"/>
       <w:szCs w:val="24"/>
